--- a/Student Subsystem/Comp5047 - Student Subsystem Quality Requirements.docx
+++ b/Student Subsystem/Comp5047 - Student Subsystem Quality Requirements.docx
@@ -4,23 +4,30 @@
   <w:body>
     <w:p>
       <w:pPr>
+        <w:pStyle w:val="Heading2"/>
         <w:rPr/>
       </w:pPr>
-      <w:r>
-        <w:rPr>
-          <w:rtl w:val="0"/>
-        </w:rPr>
-        <w:t xml:space="preserve">COMP5047 Applied Software Engineering</w:t>
-      </w:r>
-    </w:p>
-    <w:p>
-      <w:pPr>
+      <w:bookmarkStart w:colFirst="0" w:colLast="0" w:name="_9laewba0g20i" w:id="0"/>
+      <w:bookmarkEnd w:id="0"/>
+      <w:r>
+        <w:rPr>
+          <w:rtl w:val="0"/>
+        </w:rPr>
+        <w:t xml:space="preserve">COMP5047</w:t>
+      </w:r>
+    </w:p>
+    <w:p>
+      <w:pPr>
+        <w:pStyle w:val="Heading2"/>
         <w:rPr/>
       </w:pPr>
-      <w:r>
-        <w:rPr>
-          <w:rtl w:val="0"/>
-        </w:rPr>
+      <w:bookmarkStart w:colFirst="0" w:colLast="0" w:name="_mfmft2kzb0ei" w:id="1"/>
+      <w:bookmarkEnd w:id="1"/>
+      <w:r>
+        <w:rPr>
+          <w:rtl w:val="0"/>
+        </w:rPr>
+        <w:t xml:space="preserve">Student Subsystem - Quality Requirements</w:t>
       </w:r>
     </w:p>
     <w:p>
@@ -31,7 +38,7 @@
         <w:rPr>
           <w:rtl w:val="0"/>
         </w:rPr>
-        <w:t xml:space="preserve">UniDorm Student Subsystem</w:t>
+        <w:t xml:space="preserve">Chosen Functional Requirement: FR-ST-2.1 - Digital Key Access</w:t>
       </w:r>
     </w:p>
     <w:p>
@@ -42,489 +49,11 @@
         <w:rPr>
           <w:rtl w:val="0"/>
         </w:rPr>
-        <w:t xml:space="preserve">Quality Requirements</w:t>
-      </w:r>
-    </w:p>
-    <w:p>
-      <w:pPr>
-        <w:rPr/>
-      </w:pPr>
-      <w:r>
-        <w:rPr>
-          <w:rtl w:val="0"/>
-        </w:rPr>
-      </w:r>
-    </w:p>
-    <w:p>
-      <w:pPr>
-        <w:rPr/>
-      </w:pPr>
-      <w:r>
-        <w:rPr>
-          <w:rtl w:val="0"/>
-        </w:rPr>
-        <w:t xml:space="preserve">Name: Mohammad Azaan</w:t>
-      </w:r>
-    </w:p>
-    <w:p>
-      <w:pPr>
-        <w:rPr/>
-      </w:pPr>
-      <w:r>
-        <w:rPr>
-          <w:rtl w:val="0"/>
-        </w:rPr>
-        <w:t xml:space="preserve">Student Number: 19392629</w:t>
-      </w:r>
-    </w:p>
-    <w:p>
-      <w:pPr>
-        <w:rPr/>
-      </w:pPr>
-      <w:r>
-        <w:rPr>
-          <w:rtl w:val="0"/>
-        </w:rPr>
-      </w:r>
-    </w:p>
-    <w:p>
-      <w:pPr>
-        <w:rPr/>
-      </w:pPr>
-      <w:r>
-        <w:rPr>
-          <w:rtl w:val="0"/>
-        </w:rPr>
-      </w:r>
-    </w:p>
-    <w:p>
-      <w:pPr>
-        <w:pStyle w:val="Heading3"/>
-        <w:rPr/>
-      </w:pPr>
-      <w:bookmarkStart w:colFirst="0" w:colLast="0" w:name="_1lbmimwsh2d4" w:id="0"/>
-      <w:bookmarkEnd w:id="0"/>
-      <w:r>
-        <w:rPr>
-          <w:rtl w:val="0"/>
-        </w:rPr>
-        <w:t xml:space="preserve">1. Security and Privacy Quality Requirements</w:t>
-        <w:tab/>
-        <w:tab/>
-        <w:tab/>
-        <w:tab/>
-        <w:tab/>
-      </w:r>
-    </w:p>
-    <w:p>
-      <w:pPr>
-        <w:rPr/>
-      </w:pPr>
-      <w:r>
-        <w:rPr>
-          <w:rtl w:val="0"/>
-        </w:rPr>
-      </w:r>
-    </w:p>
-    <w:p>
-      <w:pPr>
-        <w:numPr>
-          <w:ilvl w:val="0"/>
-          <w:numId w:val="3"/>
-        </w:numPr>
-        <w:ind w:left="720" w:hanging="360"/>
-        <w:rPr>
-          <w:u w:val="none"/>
-        </w:rPr>
-      </w:pPr>
-      <w:r>
-        <w:rPr>
-          <w:rtl w:val="0"/>
-        </w:rPr>
-        <w:t xml:space="preserve">The Student Subsystem shall require authentication through the university’s SSO before allowing access to any sensitive data (FR-ST-1.1).</w:t>
-        <w:tab/>
-        <w:tab/>
-        <w:tab/>
-        <w:tab/>
-        <w:tab/>
-        <w:tab/>
-        <w:tab/>
-        <w:tab/>
-        <w:tab/>
-        <w:tab/>
-      </w:r>
-    </w:p>
-    <w:p>
-      <w:pPr>
-        <w:numPr>
-          <w:ilvl w:val="0"/>
-          <w:numId w:val="3"/>
-        </w:numPr>
-        <w:ind w:left="720" w:hanging="360"/>
-        <w:rPr>
-          <w:u w:val="none"/>
-        </w:rPr>
-      </w:pPr>
-      <w:r>
-        <w:rPr>
-          <w:rtl w:val="0"/>
-        </w:rPr>
-        <w:t xml:space="preserve">Any AI tools (AI chatbots) within the Student Subsystem shall be secure to ensure that unauthorised users don’t get access to confidential information like student room number, or personal details like date of birth, full name, etc (FR-ST-6.1).</w:t>
-      </w:r>
-    </w:p>
-    <w:p>
-      <w:pPr>
-        <w:ind w:left="720" w:firstLine="0"/>
-        <w:rPr/>
-      </w:pPr>
-      <w:r>
-        <w:rPr>
-          <w:rtl w:val="0"/>
-        </w:rPr>
-        <w:tab/>
-        <w:tab/>
-        <w:tab/>
-        <w:tab/>
-      </w:r>
-    </w:p>
-    <w:p>
-      <w:pPr>
-        <w:numPr>
-          <w:ilvl w:val="0"/>
-          <w:numId w:val="3"/>
-        </w:numPr>
-        <w:ind w:left="720" w:hanging="360"/>
-        <w:rPr>
-          <w:u w:val="none"/>
-        </w:rPr>
-      </w:pPr>
-      <w:r>
-        <w:rPr>
-          <w:rtl w:val="0"/>
-        </w:rPr>
-        <w:t xml:space="preserve">Payment information shall only be accessible to authorised users by using secure payment methods and encryption.</w:t>
-        <w:tab/>
-        <w:tab/>
-        <w:tab/>
-        <w:tab/>
-        <w:tab/>
-        <w:tab/>
-        <w:tab/>
-        <w:tab/>
-        <w:tab/>
-      </w:r>
-    </w:p>
-    <w:p>
-      <w:pPr>
-        <w:numPr>
-          <w:ilvl w:val="0"/>
-          <w:numId w:val="3"/>
-        </w:numPr>
-        <w:ind w:left="720" w:hanging="360"/>
-        <w:rPr>
-          <w:u w:val="none"/>
-        </w:rPr>
-      </w:pPr>
-      <w:r>
-        <w:rPr>
-          <w:rtl w:val="0"/>
-        </w:rPr>
-        <w:t xml:space="preserve">Access to keycards to enter locked rooms shall only be accessible to authorised students.</w:t>
-        <w:tab/>
-        <w:tab/>
-        <w:tab/>
-        <w:tab/>
-        <w:tab/>
-        <w:tab/>
-        <w:tab/>
-        <w:tab/>
-        <w:tab/>
-        <w:tab/>
-        <w:tab/>
-      </w:r>
-    </w:p>
-    <w:p>
-      <w:pPr>
-        <w:numPr>
-          <w:ilvl w:val="0"/>
-          <w:numId w:val="3"/>
-        </w:numPr>
-        <w:ind w:left="720" w:hanging="360"/>
-        <w:rPr>
-          <w:u w:val="none"/>
-        </w:rPr>
-      </w:pPr>
-      <w:r>
-        <w:rPr>
-          <w:rtl w:val="0"/>
-        </w:rPr>
-        <w:t xml:space="preserve">Maintenance reports containing photos, descriptions or other personal information shall only be accessible by the student and authorised staff.</w:t>
-        <w:tab/>
-        <w:tab/>
-        <w:tab/>
-        <w:tab/>
-      </w:r>
-    </w:p>
-    <w:p>
-      <w:pPr>
-        <w:numPr>
-          <w:ilvl w:val="0"/>
-          <w:numId w:val="3"/>
-        </w:numPr>
-        <w:ind w:left="720" w:hanging="360"/>
-        <w:rPr>
-          <w:u w:val="none"/>
-        </w:rPr>
-      </w:pPr>
-      <w:r>
-        <w:rPr>
-          <w:rtl w:val="0"/>
-        </w:rPr>
-        <w:t xml:space="preserve">Visitor passes shall only be accessible to the student who created them and should only remain valid for a limited specified period.</w:t>
-      </w:r>
-    </w:p>
-    <w:p>
-      <w:pPr>
-        <w:rPr/>
-      </w:pPr>
-      <w:r>
-        <w:rPr>
-          <w:rtl w:val="0"/>
-        </w:rPr>
-      </w:r>
-    </w:p>
-    <w:p>
-      <w:pPr>
-        <w:rPr/>
-      </w:pPr>
-      <w:r>
-        <w:rPr>
-          <w:rtl w:val="0"/>
-        </w:rPr>
-      </w:r>
-    </w:p>
-    <w:p>
-      <w:pPr>
-        <w:pStyle w:val="Heading3"/>
-        <w:rPr/>
-      </w:pPr>
-      <w:bookmarkStart w:colFirst="0" w:colLast="0" w:name="_w1p0tiv0zehe" w:id="1"/>
-      <w:bookmarkEnd w:id="1"/>
-      <w:r>
-        <w:rPr>
-          <w:rtl w:val="0"/>
-        </w:rPr>
-        <w:t xml:space="preserve">2. Performance Quality Requirements </w:t>
-      </w:r>
-    </w:p>
-    <w:p>
-      <w:pPr>
-        <w:rPr/>
-      </w:pPr>
-      <w:r>
-        <w:rPr>
-          <w:rtl w:val="0"/>
-        </w:rPr>
-      </w:r>
-    </w:p>
-    <w:p>
-      <w:pPr>
-        <w:numPr>
-          <w:ilvl w:val="0"/>
-          <w:numId w:val="1"/>
-        </w:numPr>
-        <w:ind w:left="720" w:hanging="360"/>
-        <w:rPr>
-          <w:u w:val="none"/>
-        </w:rPr>
-      </w:pPr>
-      <w:r>
-        <w:rPr>
-          <w:rtl w:val="0"/>
-        </w:rPr>
-        <w:t xml:space="preserve">The Student Subsystem shall display the student’s digital key within 3 seconds of a request.</w:t>
-        <w:tab/>
-        <w:tab/>
-        <w:tab/>
-        <w:tab/>
-        <w:tab/>
-        <w:tab/>
-        <w:tab/>
-        <w:tab/>
-        <w:tab/>
-        <w:tab/>
-        <w:tab/>
-      </w:r>
-    </w:p>
-    <w:p>
-      <w:pPr>
-        <w:numPr>
-          <w:ilvl w:val="0"/>
-          <w:numId w:val="1"/>
-        </w:numPr>
-        <w:ind w:left="720" w:hanging="360"/>
-        <w:rPr>
-          <w:u w:val="none"/>
-        </w:rPr>
-      </w:pPr>
-      <w:r>
-        <w:rPr>
-          <w:rtl w:val="0"/>
-        </w:rPr>
-        <w:t xml:space="preserve">The Student Subsystem shall allow a student to submit a maintenance report within 4 seconds of selecting submit.</w:t>
-        <w:tab/>
-        <w:tab/>
-        <w:tab/>
-        <w:tab/>
-        <w:tab/>
-        <w:tab/>
-        <w:tab/>
-        <w:tab/>
-        <w:tab/>
-        <w:tab/>
-        <w:tab/>
-        <w:tab/>
-        <w:tab/>
-        <w:tab/>
-        <w:tab/>
-        <w:tab/>
-      </w:r>
-    </w:p>
-    <w:p>
-      <w:pPr>
-        <w:numPr>
-          <w:ilvl w:val="0"/>
-          <w:numId w:val="1"/>
-        </w:numPr>
-        <w:ind w:left="720" w:hanging="360"/>
-        <w:rPr>
-          <w:u w:val="none"/>
-        </w:rPr>
-      </w:pPr>
-      <w:r>
-        <w:rPr>
-          <w:rtl w:val="0"/>
-        </w:rPr>
-        <w:t xml:space="preserve">The Student Subsystem shall show available facility booking slots for sports and shared space within 3 seconds of a valid search.</w:t>
-        <w:tab/>
-        <w:tab/>
-        <w:tab/>
-        <w:tab/>
-        <w:tab/>
-        <w:tab/>
-        <w:tab/>
-      </w:r>
-    </w:p>
-    <w:p>
-      <w:pPr>
-        <w:numPr>
-          <w:ilvl w:val="0"/>
-          <w:numId w:val="1"/>
-        </w:numPr>
-        <w:ind w:left="720" w:hanging="360"/>
-        <w:rPr>
-          <w:u w:val="none"/>
-        </w:rPr>
-      </w:pPr>
-      <w:r>
-        <w:rPr>
-          <w:rtl w:val="0"/>
-        </w:rPr>
-        <w:t xml:space="preserve">The AI chatbot shall provide a response to a student's question or request within 7 seconds.</w:t>
-        <w:tab/>
-        <w:tab/>
-      </w:r>
-    </w:p>
-    <w:p>
-      <w:pPr>
-        <w:numPr>
-          <w:ilvl w:val="0"/>
-          <w:numId w:val="1"/>
-        </w:numPr>
-        <w:ind w:left="720" w:hanging="360"/>
-        <w:rPr>
-          <w:u w:val="none"/>
-        </w:rPr>
-      </w:pPr>
-      <w:r>
-        <w:rPr>
-          <w:rtl w:val="0"/>
-        </w:rPr>
-        <w:t xml:space="preserve">The Student Subsystem shall display a student’s payment schedule and invoices within 3 seconds of a valid request.</w:t>
-        <w:tab/>
-        <w:tab/>
-        <w:tab/>
-        <w:tab/>
-        <w:tab/>
-        <w:tab/>
-        <w:tab/>
-        <w:tab/>
-      </w:r>
-    </w:p>
-    <w:p>
-      <w:pPr>
-        <w:numPr>
-          <w:ilvl w:val="0"/>
-          <w:numId w:val="1"/>
-        </w:numPr>
-        <w:ind w:left="720" w:hanging="360"/>
-        <w:rPr>
-          <w:u w:val="none"/>
-        </w:rPr>
-      </w:pPr>
-      <w:r>
-        <w:rPr>
-          <w:rtl w:val="0"/>
-        </w:rPr>
-        <w:t xml:space="preserve">Emergency broadcasts shall be delivered to the students' devices within 10 seconds of going live.</w:t>
-      </w:r>
-    </w:p>
-    <w:p>
-      <w:pPr>
-        <w:rPr/>
-      </w:pPr>
-      <w:r>
-        <w:rPr>
-          <w:rtl w:val="0"/>
-        </w:rPr>
-      </w:r>
-    </w:p>
-    <w:p>
-      <w:pPr>
-        <w:rPr/>
-      </w:pPr>
-      <w:r>
-        <w:rPr>
-          <w:rtl w:val="0"/>
-        </w:rPr>
-      </w:r>
-    </w:p>
-    <w:p>
-      <w:pPr>
-        <w:pStyle w:val="Heading3"/>
-        <w:rPr/>
-      </w:pPr>
-      <w:bookmarkStart w:colFirst="0" w:colLast="0" w:name="_2c0rih45sbph" w:id="2"/>
-      <w:bookmarkEnd w:id="2"/>
-      <w:r>
-        <w:rPr>
-          <w:rtl w:val="0"/>
-        </w:rPr>
-        <w:t xml:space="preserve">3. Reliability Quality Requirements</w:t>
-      </w:r>
-    </w:p>
-    <w:p>
-      <w:pPr>
-        <w:rPr/>
-      </w:pPr>
-      <w:r>
-        <w:rPr>
-          <w:rtl w:val="0"/>
-        </w:rPr>
-      </w:r>
-    </w:p>
-    <w:p>
-      <w:pPr>
+      </w:r>
+    </w:p>
+    <w:p>
+      <w:pPr>
+        <w:pStyle w:val="Heading4"/>
         <w:numPr>
           <w:ilvl w:val="0"/>
           <w:numId w:val="4"/>
@@ -534,22 +63,412 @@
           <w:u w:val="none"/>
         </w:rPr>
       </w:pPr>
-      <w:r>
-        <w:rPr>
-          <w:rtl w:val="0"/>
-        </w:rPr>
-        <w:t xml:space="preserve">The Student Subsystem shall allow an offline key to be stored on the student device in the case of losing internet connection.</w:t>
-        <w:tab/>
-        <w:tab/>
-        <w:tab/>
-        <w:tab/>
-        <w:tab/>
-        <w:tab/>
-        <w:tab/>
-      </w:r>
-    </w:p>
-    <w:p>
-      <w:pPr>
+      <w:bookmarkStart w:colFirst="0" w:colLast="0" w:name="_lywuvs77je2n" w:id="2"/>
+      <w:bookmarkEnd w:id="2"/>
+      <w:r>
+        <w:rPr>
+          <w:rtl w:val="0"/>
+        </w:rPr>
+        <w:t xml:space="preserve">Functional Requirement</w:t>
+        <w:tab/>
+        <w:tab/>
+        <w:tab/>
+        <w:tab/>
+        <w:tab/>
+        <w:tab/>
+        <w:tab/>
+        <w:tab/>
+      </w:r>
+    </w:p>
+    <w:p>
+      <w:pPr>
+        <w:ind w:left="720" w:firstLine="0"/>
+        <w:rPr/>
+      </w:pPr>
+      <w:r>
+        <w:rPr>
+          <w:rtl w:val="0"/>
+        </w:rPr>
+      </w:r>
+    </w:p>
+    <w:p>
+      <w:pPr>
+        <w:ind w:left="720" w:firstLine="0"/>
+        <w:rPr/>
+      </w:pPr>
+      <w:r>
+        <w:rPr>
+          <w:rtl w:val="0"/>
+        </w:rPr>
+        <w:t xml:space="preserve">FR-ST-2.1 - Digital Key Access</w:t>
+      </w:r>
+    </w:p>
+    <w:p>
+      <w:pPr>
+        <w:ind w:left="720" w:firstLine="0"/>
+        <w:rPr/>
+      </w:pPr>
+      <w:r>
+        <w:rPr>
+          <w:rtl w:val="0"/>
+        </w:rPr>
+      </w:r>
+    </w:p>
+    <w:p>
+      <w:pPr>
+        <w:ind w:left="720" w:firstLine="0"/>
+        <w:rPr/>
+      </w:pPr>
+      <w:r>
+        <w:rPr>
+          <w:rtl w:val="0"/>
+        </w:rPr>
+        <w:t xml:space="preserve">The mobile shall communicate with electronic door locks to unlock authorised main gates, building entrances, accommodation doors, and other facility doors.</w:t>
+      </w:r>
+    </w:p>
+    <w:p>
+      <w:pPr>
+        <w:spacing w:after="120" w:before="120" w:lineRule="auto"/>
+        <w:ind w:left="0" w:firstLine="0"/>
+        <w:rPr/>
+      </w:pPr>
+      <w:r>
+        <w:rPr>
+          <w:rtl w:val="0"/>
+        </w:rPr>
+      </w:r>
+    </w:p>
+    <w:p>
+      <w:pPr>
+        <w:pStyle w:val="Heading4"/>
+        <w:numPr>
+          <w:ilvl w:val="0"/>
+          <w:numId w:val="4"/>
+        </w:numPr>
+        <w:spacing w:after="0" w:afterAutospacing="0"/>
+        <w:ind w:left="720" w:hanging="360"/>
+        <w:rPr>
+          <w:u w:val="none"/>
+        </w:rPr>
+      </w:pPr>
+      <w:bookmarkStart w:colFirst="0" w:colLast="0" w:name="_nr72jy40s45x" w:id="3"/>
+      <w:bookmarkEnd w:id="3"/>
+      <w:r>
+        <w:rPr>
+          <w:rtl w:val="0"/>
+        </w:rPr>
+        <w:t xml:space="preserve"> Security and Privacy</w:t>
+        <w:tab/>
+        <w:tab/>
+        <w:tab/>
+        <w:tab/>
+        <w:tab/>
+        <w:tab/>
+        <w:tab/>
+        <w:tab/>
+        <w:tab/>
+      </w:r>
+    </w:p>
+    <w:p>
+      <w:pPr>
+        <w:numPr>
+          <w:ilvl w:val="0"/>
+          <w:numId w:val="3"/>
+        </w:numPr>
+        <w:ind w:left="1440" w:hanging="360"/>
+        <w:rPr>
+          <w:u w:val="none"/>
+        </w:rPr>
+      </w:pPr>
+      <w:r>
+        <w:rPr>
+          <w:rtl w:val="0"/>
+        </w:rPr>
+        <w:t xml:space="preserve">The Student Subsystem shall allow only authorised students with appropriate access permissions to use digital keys.</w:t>
+        <w:tab/>
+        <w:tab/>
+        <w:tab/>
+        <w:tab/>
+        <w:tab/>
+        <w:tab/>
+        <w:tab/>
+      </w:r>
+    </w:p>
+    <w:p>
+      <w:pPr>
+        <w:numPr>
+          <w:ilvl w:val="0"/>
+          <w:numId w:val="3"/>
+        </w:numPr>
+        <w:ind w:left="1440" w:hanging="360"/>
+        <w:rPr>
+          <w:u w:val="none"/>
+        </w:rPr>
+      </w:pPr>
+      <w:r>
+        <w:rPr>
+          <w:rtl w:val="0"/>
+        </w:rPr>
+        <w:t xml:space="preserve">The Student Subsystem shall protect digital key access against unauthorised users so that student confidentiality can be maintained.</w:t>
+      </w:r>
+    </w:p>
+    <w:p>
+      <w:pPr>
+        <w:ind w:left="1440" w:firstLine="0"/>
+        <w:rPr/>
+      </w:pPr>
+      <w:r>
+        <w:rPr>
+          <w:rtl w:val="0"/>
+        </w:rPr>
+        <w:tab/>
+        <w:tab/>
+        <w:tab/>
+        <w:tab/>
+        <w:tab/>
+        <w:tab/>
+        <w:tab/>
+        <w:tab/>
+        <w:tab/>
+        <w:tab/>
+      </w:r>
+    </w:p>
+    <w:p>
+      <w:pPr>
+        <w:pStyle w:val="Heading4"/>
+        <w:numPr>
+          <w:ilvl w:val="0"/>
+          <w:numId w:val="4"/>
+        </w:numPr>
+        <w:spacing w:after="0" w:afterAutospacing="0"/>
+        <w:ind w:left="720" w:hanging="360"/>
+        <w:rPr>
+          <w:u w:val="none"/>
+        </w:rPr>
+      </w:pPr>
+      <w:bookmarkStart w:colFirst="0" w:colLast="0" w:name="_jcclxb60rgz0" w:id="4"/>
+      <w:bookmarkEnd w:id="4"/>
+      <w:r>
+        <w:rPr>
+          <w:rtl w:val="0"/>
+        </w:rPr>
+        <w:t xml:space="preserve">Performance</w:t>
+        <w:tab/>
+        <w:tab/>
+        <w:tab/>
+        <w:tab/>
+        <w:tab/>
+        <w:tab/>
+        <w:tab/>
+        <w:tab/>
+        <w:tab/>
+        <w:tab/>
+        <w:tab/>
+      </w:r>
+    </w:p>
+    <w:p>
+      <w:pPr>
+        <w:numPr>
+          <w:ilvl w:val="0"/>
+          <w:numId w:val="1"/>
+        </w:numPr>
+        <w:ind w:left="1440" w:hanging="360"/>
+        <w:rPr>
+          <w:u w:val="none"/>
+        </w:rPr>
+      </w:pPr>
+      <w:r>
+        <w:rPr>
+          <w:rtl w:val="0"/>
+        </w:rPr>
+        <w:t xml:space="preserve">The Student Subsystem shall verify a student’s digital key and return an access decision within 3 seconds under normal operating conditions.</w:t>
+        <w:tab/>
+        <w:tab/>
+        <w:tab/>
+        <w:tab/>
+        <w:tab/>
+        <w:tab/>
+      </w:r>
+    </w:p>
+    <w:p>
+      <w:pPr>
+        <w:numPr>
+          <w:ilvl w:val="0"/>
+          <w:numId w:val="1"/>
+        </w:numPr>
+        <w:ind w:left="1440" w:hanging="360"/>
+        <w:rPr>
+          <w:u w:val="none"/>
+        </w:rPr>
+      </w:pPr>
+      <w:r>
+        <w:rPr>
+          <w:rtl w:val="0"/>
+        </w:rPr>
+        <w:t xml:space="preserve">The Student Subsystem shall display a clear result showing whether access has been granted or denied after processing a digital key request. </w:t>
+      </w:r>
+    </w:p>
+    <w:p>
+      <w:pPr>
+        <w:ind w:left="1440" w:firstLine="0"/>
+        <w:rPr/>
+      </w:pPr>
+      <w:r>
+        <w:rPr>
+          <w:rtl w:val="0"/>
+        </w:rPr>
+        <w:tab/>
+        <w:tab/>
+        <w:tab/>
+      </w:r>
+    </w:p>
+    <w:p>
+      <w:pPr>
+        <w:pStyle w:val="Heading4"/>
+        <w:numPr>
+          <w:ilvl w:val="0"/>
+          <w:numId w:val="4"/>
+        </w:numPr>
+        <w:spacing w:after="0" w:afterAutospacing="0"/>
+        <w:ind w:left="720" w:hanging="360"/>
+        <w:rPr>
+          <w:u w:val="none"/>
+        </w:rPr>
+      </w:pPr>
+      <w:bookmarkStart w:colFirst="0" w:colLast="0" w:name="_5apmluapmbk6" w:id="5"/>
+      <w:bookmarkEnd w:id="5"/>
+      <w:r>
+        <w:rPr>
+          <w:rtl w:val="0"/>
+        </w:rPr>
+        <w:t xml:space="preserve">Reliability</w:t>
+        <w:tab/>
+        <w:tab/>
+        <w:tab/>
+        <w:tab/>
+        <w:tab/>
+        <w:tab/>
+        <w:tab/>
+        <w:tab/>
+        <w:tab/>
+        <w:tab/>
+        <w:tab/>
+      </w:r>
+    </w:p>
+    <w:p>
+      <w:pPr>
+        <w:numPr>
+          <w:ilvl w:val="0"/>
+          <w:numId w:val="2"/>
+        </w:numPr>
+        <w:ind w:left="1440" w:hanging="360"/>
+        <w:rPr>
+          <w:u w:val="none"/>
+        </w:rPr>
+      </w:pPr>
+      <w:r>
+        <w:rPr>
+          <w:rtl w:val="0"/>
+        </w:rPr>
+        <w:t xml:space="preserve">The Student Subsystem shall grant access when a valid digital key is presented by a student for a door they have permission to access.</w:t>
+        <w:tab/>
+        <w:tab/>
+        <w:tab/>
+        <w:tab/>
+        <w:tab/>
+        <w:tab/>
+        <w:tab/>
+        <w:tab/>
+        <w:tab/>
+        <w:tab/>
+      </w:r>
+    </w:p>
+    <w:p>
+      <w:pPr>
+        <w:numPr>
+          <w:ilvl w:val="0"/>
+          <w:numId w:val="2"/>
+        </w:numPr>
+        <w:ind w:left="1440" w:hanging="360"/>
+        <w:rPr>
+          <w:u w:val="none"/>
+        </w:rPr>
+      </w:pPr>
+      <w:r>
+        <w:rPr>
+          <w:rtl w:val="0"/>
+        </w:rPr>
+        <w:t xml:space="preserve">The Student Subsystem shall allow an offline key to be used in case internet connection is lost.</w:t>
+        <w:tab/>
+        <w:tab/>
+        <w:tab/>
+        <w:tab/>
+        <w:tab/>
+        <w:tab/>
+        <w:tab/>
+        <w:tab/>
+        <w:tab/>
+      </w:r>
+    </w:p>
+    <w:p>
+      <w:pPr>
+        <w:numPr>
+          <w:ilvl w:val="0"/>
+          <w:numId w:val="2"/>
+        </w:numPr>
+        <w:ind w:left="1440" w:hanging="360"/>
+        <w:rPr>
+          <w:u w:val="none"/>
+        </w:rPr>
+      </w:pPr>
+      <w:r>
+        <w:rPr>
+          <w:rtl w:val="0"/>
+        </w:rPr>
+        <w:t xml:space="preserve">The Student Subsystem shall not grant access when a student’s key is invalid or the student does not have permission to enter.</w:t>
+        <w:tab/>
+        <w:tab/>
+        <w:tab/>
+        <w:tab/>
+        <w:tab/>
+        <w:tab/>
+        <w:tab/>
+        <w:tab/>
+        <w:tab/>
+      </w:r>
+    </w:p>
+    <w:p>
+      <w:pPr>
+        <w:numPr>
+          <w:ilvl w:val="0"/>
+          <w:numId w:val="2"/>
+        </w:numPr>
+        <w:ind w:left="1440" w:hanging="360"/>
+        <w:rPr>
+          <w:u w:val="none"/>
+        </w:rPr>
+      </w:pPr>
+      <w:r>
+        <w:rPr>
+          <w:rtl w:val="0"/>
+        </w:rPr>
+        <w:t xml:space="preserve">If the system cannot communicate with an electronic door lock, it shall inform the student that access could not be confirmed rather than incorrectly displaying that access was granted.</w:t>
+      </w:r>
+    </w:p>
+    <w:p>
+      <w:pPr>
+        <w:ind w:left="1440" w:firstLine="0"/>
+        <w:rPr/>
+      </w:pPr>
+      <w:r>
+        <w:rPr>
+          <w:rtl w:val="0"/>
+        </w:rPr>
+      </w:r>
+    </w:p>
+    <w:p>
+      <w:pPr>
+        <w:pStyle w:val="Heading4"/>
         <w:numPr>
           <w:ilvl w:val="0"/>
           <w:numId w:val="4"/>
@@ -559,12 +478,24 @@
           <w:u w:val="none"/>
         </w:rPr>
       </w:pPr>
-      <w:r>
-        <w:rPr>
-          <w:rtl w:val="0"/>
-        </w:rPr>
-        <w:t xml:space="preserve">Maintenance reporting shall be successfully stored after submission so that any reports are not lost and can be accessed by the student through the ticket tracking system.</w:t>
-        <w:tab/>
+      <w:bookmarkStart w:colFirst="0" w:colLast="0" w:name="_uuxjcw2nvauj" w:id="6"/>
+      <w:bookmarkEnd w:id="6"/>
+      <w:r>
+        <w:rPr>
+          <w:rtl w:val="0"/>
+        </w:rPr>
+        <w:t xml:space="preserve">Scalability </w:t>
+      </w:r>
+    </w:p>
+    <w:p>
+      <w:pPr>
+        <w:ind w:left="1440" w:firstLine="0"/>
+        <w:rPr/>
+      </w:pPr>
+      <w:r>
+        <w:rPr>
+          <w:rtl w:val="0"/>
+        </w:rPr>
         <w:tab/>
         <w:tab/>
         <w:tab/>
@@ -581,9 +512,9 @@
       <w:pPr>
         <w:numPr>
           <w:ilvl w:val="0"/>
-          <w:numId w:val="4"/>
+          <w:numId w:val="5"/>
         </w:numPr>
-        <w:ind w:left="720" w:hanging="360"/>
+        <w:ind w:left="1440" w:hanging="360"/>
         <w:rPr>
           <w:u w:val="none"/>
         </w:rPr>
@@ -592,13 +523,7 @@
         <w:rPr>
           <w:rtl w:val="0"/>
         </w:rPr>
-        <w:t xml:space="preserve">Parcel information shall remain available to the student if a delivery push notification cannot be delivered.</w:t>
-        <w:tab/>
-        <w:tab/>
-        <w:tab/>
-        <w:tab/>
-        <w:tab/>
-        <w:tab/>
+        <w:t xml:space="preserve">The Student Subsystem shall maintain its specified access-decision response time of 3 seconds or less as the number of digital key requests simultaneously increases, up to the system’s capacity.</w:t>
         <w:tab/>
         <w:tab/>
         <w:tab/>
@@ -609,9 +534,9 @@
       <w:pPr>
         <w:numPr>
           <w:ilvl w:val="0"/>
-          <w:numId w:val="4"/>
+          <w:numId w:val="5"/>
         </w:numPr>
-        <w:ind w:left="720" w:hanging="360"/>
+        <w:ind w:left="1440" w:hanging="360"/>
         <w:rPr>
           <w:u w:val="none"/>
         </w:rPr>
@@ -620,225 +545,7 @@
         <w:rPr>
           <w:rtl w:val="0"/>
         </w:rPr>
-        <w:t xml:space="preserve">A student’s facility booking shall be stored and confirmed correctly so that the booking is not lost or incorrectly assigned.</w:t>
-        <w:tab/>
-        <w:tab/>
-        <w:tab/>
-        <w:tab/>
-        <w:tab/>
-        <w:tab/>
-        <w:tab/>
-      </w:r>
-    </w:p>
-    <w:p>
-      <w:pPr>
-        <w:numPr>
-          <w:ilvl w:val="0"/>
-          <w:numId w:val="4"/>
-        </w:numPr>
-        <w:ind w:left="720" w:hanging="360"/>
-        <w:rPr>
-          <w:u w:val="none"/>
-        </w:rPr>
-      </w:pPr>
-      <w:r>
-        <w:rPr>
-          <w:rtl w:val="0"/>
-        </w:rPr>
-        <w:t xml:space="preserve">All outcomes of a student’s in-app rent payment shall be recorded correctly ensuring that failed payments aren’t incorrectly recorded as successful payments.</w:t>
-        <w:tab/>
-        <w:tab/>
-        <w:tab/>
-      </w:r>
-    </w:p>
-    <w:p>
-      <w:pPr>
-        <w:numPr>
-          <w:ilvl w:val="0"/>
-          <w:numId w:val="4"/>
-        </w:numPr>
-        <w:ind w:left="720" w:hanging="360"/>
-        <w:rPr>
-          <w:u w:val="none"/>
-        </w:rPr>
-      </w:pPr>
-      <w:r>
-        <w:rPr>
-          <w:rtl w:val="0"/>
-        </w:rPr>
-        <w:t xml:space="preserve">Emergency Broadcast messages shall be available to students even if the message cannot initially be delivered to their device.</w:t>
-      </w:r>
-    </w:p>
-    <w:p>
-      <w:pPr>
-        <w:rPr/>
-      </w:pPr>
-      <w:r>
-        <w:rPr>
-          <w:rtl w:val="0"/>
-        </w:rPr>
-      </w:r>
-    </w:p>
-    <w:p>
-      <w:pPr>
-        <w:rPr/>
-      </w:pPr>
-      <w:r>
-        <w:rPr>
-          <w:rtl w:val="0"/>
-        </w:rPr>
-      </w:r>
-    </w:p>
-    <w:p>
-      <w:pPr>
-        <w:pStyle w:val="Heading3"/>
-        <w:rPr/>
-      </w:pPr>
-      <w:bookmarkStart w:colFirst="0" w:colLast="0" w:name="_wldwc4bd3gnj" w:id="3"/>
-      <w:bookmarkEnd w:id="3"/>
-      <w:r>
-        <w:rPr>
-          <w:rtl w:val="0"/>
-        </w:rPr>
-        <w:t xml:space="preserve">4. Scalability Quality Requirements</w:t>
-      </w:r>
-    </w:p>
-    <w:p>
-      <w:pPr>
-        <w:rPr/>
-      </w:pPr>
-      <w:r>
-        <w:rPr>
-          <w:rtl w:val="0"/>
-        </w:rPr>
-      </w:r>
-    </w:p>
-    <w:p>
-      <w:pPr>
-        <w:numPr>
-          <w:ilvl w:val="0"/>
-          <w:numId w:val="2"/>
-        </w:numPr>
-        <w:ind w:left="720" w:hanging="360"/>
-        <w:rPr>
-          <w:u w:val="none"/>
-        </w:rPr>
-      </w:pPr>
-      <w:r>
-        <w:rPr>
-          <w:rtl w:val="0"/>
-        </w:rPr>
-        <w:t xml:space="preserve">The Student Subsystem shall allow students to log in through the university SSO during periods of high activity without preventing successful authentication.</w:t>
-        <w:tab/>
-        <w:tab/>
-      </w:r>
-    </w:p>
-    <w:p>
-      <w:pPr>
-        <w:numPr>
-          <w:ilvl w:val="0"/>
-          <w:numId w:val="2"/>
-        </w:numPr>
-        <w:ind w:left="720" w:hanging="360"/>
-        <w:rPr>
-          <w:u w:val="none"/>
-        </w:rPr>
-      </w:pPr>
-      <w:r>
-        <w:rPr>
-          <w:rtl w:val="0"/>
-        </w:rPr>
-        <w:t xml:space="preserve">The Student Subsystem shall allow digital keys to be accessed during periods of high request activity.</w:t>
-        <w:tab/>
-        <w:tab/>
-        <w:tab/>
-        <w:tab/>
-        <w:tab/>
-        <w:tab/>
-        <w:tab/>
-        <w:tab/>
-        <w:tab/>
-        <w:tab/>
-        <w:tab/>
-      </w:r>
-    </w:p>
-    <w:p>
-      <w:pPr>
-        <w:numPr>
-          <w:ilvl w:val="0"/>
-          <w:numId w:val="2"/>
-        </w:numPr>
-        <w:ind w:left="720" w:hanging="360"/>
-        <w:rPr>
-          <w:u w:val="none"/>
-        </w:rPr>
-      </w:pPr>
-      <w:r>
-        <w:rPr>
-          <w:rtl w:val="0"/>
-        </w:rPr>
-        <w:t xml:space="preserve">The Student Subsystem shall remain available during periods of high maintenance report submission and tracking activity.</w:t>
-        <w:tab/>
-        <w:tab/>
-        <w:tab/>
-        <w:tab/>
-        <w:tab/>
-        <w:tab/>
-        <w:tab/>
-      </w:r>
-    </w:p>
-    <w:p>
-      <w:pPr>
-        <w:numPr>
-          <w:ilvl w:val="0"/>
-          <w:numId w:val="2"/>
-        </w:numPr>
-        <w:ind w:left="720" w:hanging="360"/>
-        <w:rPr>
-          <w:u w:val="none"/>
-        </w:rPr>
-      </w:pPr>
-      <w:r>
-        <w:rPr>
-          <w:rtl w:val="0"/>
-        </w:rPr>
-        <w:t xml:space="preserve">The Student Subsystem shall allow facility booking requests to remain functional during periods of high booking activity.</w:t>
-        <w:tab/>
-        <w:tab/>
-        <w:tab/>
-        <w:tab/>
-        <w:tab/>
-        <w:tab/>
-        <w:tab/>
-        <w:tab/>
-      </w:r>
-    </w:p>
-    <w:p>
-      <w:pPr>
-        <w:numPr>
-          <w:ilvl w:val="0"/>
-          <w:numId w:val="2"/>
-        </w:numPr>
-        <w:ind w:left="720" w:hanging="360"/>
-        <w:rPr>
-          <w:u w:val="none"/>
-        </w:rPr>
-      </w:pPr>
-      <w:r>
-        <w:rPr>
-          <w:rtl w:val="0"/>
-        </w:rPr>
-        <w:t xml:space="preserve">The Student Subsystem shall allow the AI chatbot to remain functional during periods of high usage.</w:t>
-      </w:r>
-    </w:p>
-    <w:p>
-      <w:pPr>
-        <w:rPr/>
-      </w:pPr>
-      <w:r>
-        <w:rPr>
-          <w:rtl w:val="0"/>
-        </w:rPr>
+        <w:t xml:space="preserve">The Student Subsystem shall continue to process digital key requests when multiple students attempt to access their accommodation at the same time without displaying incorrect access information.</w:t>
       </w:r>
     </w:p>
     <w:sectPr>
@@ -859,7 +566,7 @@
       <w:lvlText w:val="●"/>
       <w:lvlJc w:val="left"/>
       <w:pPr>
-        <w:ind w:left="720" w:hanging="360"/>
+        <w:ind w:left="1440" w:hanging="360"/>
       </w:pPr>
       <w:rPr>
         <w:u w:val="none"/>
@@ -871,7 +578,7 @@
       <w:lvlText w:val="○"/>
       <w:lvlJc w:val="left"/>
       <w:pPr>
-        <w:ind w:left="1440" w:hanging="360"/>
+        <w:ind w:left="2160" w:hanging="360"/>
       </w:pPr>
       <w:rPr>
         <w:u w:val="none"/>
@@ -883,7 +590,7 @@
       <w:lvlText w:val="■"/>
       <w:lvlJc w:val="left"/>
       <w:pPr>
-        <w:ind w:left="2160" w:hanging="360"/>
+        <w:ind w:left="2880" w:hanging="360"/>
       </w:pPr>
       <w:rPr>
         <w:u w:val="none"/>
@@ -895,7 +602,7 @@
       <w:lvlText w:val="●"/>
       <w:lvlJc w:val="left"/>
       <w:pPr>
-        <w:ind w:left="2880" w:hanging="360"/>
+        <w:ind w:left="3600" w:hanging="360"/>
       </w:pPr>
       <w:rPr>
         <w:u w:val="none"/>
@@ -907,7 +614,7 @@
       <w:lvlText w:val="○"/>
       <w:lvlJc w:val="left"/>
       <w:pPr>
-        <w:ind w:left="3600" w:hanging="360"/>
+        <w:ind w:left="4320" w:hanging="360"/>
       </w:pPr>
       <w:rPr>
         <w:u w:val="none"/>
@@ -919,7 +626,7 @@
       <w:lvlText w:val="■"/>
       <w:lvlJc w:val="left"/>
       <w:pPr>
-        <w:ind w:left="4320" w:hanging="360"/>
+        <w:ind w:left="5040" w:hanging="360"/>
       </w:pPr>
       <w:rPr>
         <w:u w:val="none"/>
@@ -931,7 +638,7 @@
       <w:lvlText w:val="●"/>
       <w:lvlJc w:val="left"/>
       <w:pPr>
-        <w:ind w:left="5040" w:hanging="360"/>
+        <w:ind w:left="5760" w:hanging="360"/>
       </w:pPr>
       <w:rPr>
         <w:u w:val="none"/>
@@ -943,7 +650,7 @@
       <w:lvlText w:val="○"/>
       <w:lvlJc w:val="left"/>
       <w:pPr>
-        <w:ind w:left="5760" w:hanging="360"/>
+        <w:ind w:left="6480" w:hanging="360"/>
       </w:pPr>
       <w:rPr>
         <w:u w:val="none"/>
@@ -955,7 +662,7 @@
       <w:lvlText w:val="■"/>
       <w:lvlJc w:val="left"/>
       <w:pPr>
-        <w:ind w:left="6480" w:hanging="360"/>
+        <w:ind w:left="7200" w:hanging="360"/>
       </w:pPr>
       <w:rPr>
         <w:u w:val="none"/>
@@ -969,7 +676,7 @@
       <w:lvlText w:val="●"/>
       <w:lvlJc w:val="left"/>
       <w:pPr>
-        <w:ind w:left="720" w:hanging="360"/>
+        <w:ind w:left="1440" w:hanging="360"/>
       </w:pPr>
       <w:rPr>
         <w:u w:val="none"/>
@@ -981,7 +688,7 @@
       <w:lvlText w:val="○"/>
       <w:lvlJc w:val="left"/>
       <w:pPr>
-        <w:ind w:left="1440" w:hanging="360"/>
+        <w:ind w:left="2160" w:hanging="360"/>
       </w:pPr>
       <w:rPr>
         <w:u w:val="none"/>
@@ -993,7 +700,7 @@
       <w:lvlText w:val="■"/>
       <w:lvlJc w:val="left"/>
       <w:pPr>
-        <w:ind w:left="2160" w:hanging="360"/>
+        <w:ind w:left="2880" w:hanging="360"/>
       </w:pPr>
       <w:rPr>
         <w:u w:val="none"/>
@@ -1005,7 +712,7 @@
       <w:lvlText w:val="●"/>
       <w:lvlJc w:val="left"/>
       <w:pPr>
-        <w:ind w:left="2880" w:hanging="360"/>
+        <w:ind w:left="3600" w:hanging="360"/>
       </w:pPr>
       <w:rPr>
         <w:u w:val="none"/>
@@ -1017,7 +724,7 @@
       <w:lvlText w:val="○"/>
       <w:lvlJc w:val="left"/>
       <w:pPr>
-        <w:ind w:left="3600" w:hanging="360"/>
+        <w:ind w:left="4320" w:hanging="360"/>
       </w:pPr>
       <w:rPr>
         <w:u w:val="none"/>
@@ -1029,7 +736,7 @@
       <w:lvlText w:val="■"/>
       <w:lvlJc w:val="left"/>
       <w:pPr>
-        <w:ind w:left="4320" w:hanging="360"/>
+        <w:ind w:left="5040" w:hanging="360"/>
       </w:pPr>
       <w:rPr>
         <w:u w:val="none"/>
@@ -1041,7 +748,7 @@
       <w:lvlText w:val="●"/>
       <w:lvlJc w:val="left"/>
       <w:pPr>
-        <w:ind w:left="5040" w:hanging="360"/>
+        <w:ind w:left="5760" w:hanging="360"/>
       </w:pPr>
       <w:rPr>
         <w:u w:val="none"/>
@@ -1053,7 +760,7 @@
       <w:lvlText w:val="○"/>
       <w:lvlJc w:val="left"/>
       <w:pPr>
-        <w:ind w:left="5760" w:hanging="360"/>
+        <w:ind w:left="6480" w:hanging="360"/>
       </w:pPr>
       <w:rPr>
         <w:u w:val="none"/>
@@ -1065,7 +772,7 @@
       <w:lvlText w:val="■"/>
       <w:lvlJc w:val="left"/>
       <w:pPr>
-        <w:ind w:left="6480" w:hanging="360"/>
+        <w:ind w:left="7200" w:hanging="360"/>
       </w:pPr>
       <w:rPr>
         <w:u w:val="none"/>
@@ -1079,7 +786,7 @@
       <w:lvlText w:val="●"/>
       <w:lvlJc w:val="left"/>
       <w:pPr>
-        <w:ind w:left="720" w:hanging="360"/>
+        <w:ind w:left="1440" w:hanging="360"/>
       </w:pPr>
       <w:rPr>
         <w:u w:val="none"/>
@@ -1091,7 +798,7 @@
       <w:lvlText w:val="○"/>
       <w:lvlJc w:val="left"/>
       <w:pPr>
-        <w:ind w:left="1440" w:hanging="360"/>
+        <w:ind w:left="2160" w:hanging="360"/>
       </w:pPr>
       <w:rPr>
         <w:u w:val="none"/>
@@ -1103,7 +810,7 @@
       <w:lvlText w:val="■"/>
       <w:lvlJc w:val="left"/>
       <w:pPr>
-        <w:ind w:left="2160" w:hanging="360"/>
+        <w:ind w:left="2880" w:hanging="360"/>
       </w:pPr>
       <w:rPr>
         <w:u w:val="none"/>
@@ -1115,7 +822,7 @@
       <w:lvlText w:val="●"/>
       <w:lvlJc w:val="left"/>
       <w:pPr>
-        <w:ind w:left="2880" w:hanging="360"/>
+        <w:ind w:left="3600" w:hanging="360"/>
       </w:pPr>
       <w:rPr>
         <w:u w:val="none"/>
@@ -1127,7 +834,7 @@
       <w:lvlText w:val="○"/>
       <w:lvlJc w:val="left"/>
       <w:pPr>
-        <w:ind w:left="3600" w:hanging="360"/>
+        <w:ind w:left="4320" w:hanging="360"/>
       </w:pPr>
       <w:rPr>
         <w:u w:val="none"/>
@@ -1139,7 +846,7 @@
       <w:lvlText w:val="■"/>
       <w:lvlJc w:val="left"/>
       <w:pPr>
-        <w:ind w:left="4320" w:hanging="360"/>
+        <w:ind w:left="5040" w:hanging="360"/>
       </w:pPr>
       <w:rPr>
         <w:u w:val="none"/>
@@ -1151,7 +858,7 @@
       <w:lvlText w:val="●"/>
       <w:lvlJc w:val="left"/>
       <w:pPr>
-        <w:ind w:left="5040" w:hanging="360"/>
+        <w:ind w:left="5760" w:hanging="360"/>
       </w:pPr>
       <w:rPr>
         <w:u w:val="none"/>
@@ -1163,7 +870,7 @@
       <w:lvlText w:val="○"/>
       <w:lvlJc w:val="left"/>
       <w:pPr>
-        <w:ind w:left="5760" w:hanging="360"/>
+        <w:ind w:left="6480" w:hanging="360"/>
       </w:pPr>
       <w:rPr>
         <w:u w:val="none"/>
@@ -1175,7 +882,7 @@
       <w:lvlText w:val="■"/>
       <w:lvlJc w:val="left"/>
       <w:pPr>
-        <w:ind w:left="6480" w:hanging="360"/>
+        <w:ind w:left="7200" w:hanging="360"/>
       </w:pPr>
       <w:rPr>
         <w:u w:val="none"/>
@@ -1185,11 +892,121 @@
   <w:abstractNum w:abstractNumId="4">
     <w:lvl w:ilvl="0">
       <w:start w:val="1"/>
+      <w:numFmt w:val="decimal"/>
+      <w:lvlText w:val="%1."/>
+      <w:lvlJc w:val="left"/>
+      <w:pPr>
+        <w:ind w:left="720" w:hanging="360"/>
+      </w:pPr>
+      <w:rPr>
+        <w:u w:val="none"/>
+      </w:rPr>
+    </w:lvl>
+    <w:lvl w:ilvl="1">
+      <w:start w:val="1"/>
+      <w:numFmt w:val="lowerLetter"/>
+      <w:lvlText w:val="%2."/>
+      <w:lvlJc w:val="left"/>
+      <w:pPr>
+        <w:ind w:left="1440" w:hanging="360"/>
+      </w:pPr>
+      <w:rPr>
+        <w:u w:val="none"/>
+      </w:rPr>
+    </w:lvl>
+    <w:lvl w:ilvl="2">
+      <w:start w:val="1"/>
+      <w:numFmt w:val="lowerRoman"/>
+      <w:lvlText w:val="%3."/>
+      <w:lvlJc w:val="right"/>
+      <w:pPr>
+        <w:ind w:left="2160" w:hanging="360"/>
+      </w:pPr>
+      <w:rPr>
+        <w:u w:val="none"/>
+      </w:rPr>
+    </w:lvl>
+    <w:lvl w:ilvl="3">
+      <w:start w:val="1"/>
+      <w:numFmt w:val="decimal"/>
+      <w:lvlText w:val="%4."/>
+      <w:lvlJc w:val="left"/>
+      <w:pPr>
+        <w:ind w:left="2880" w:hanging="360"/>
+      </w:pPr>
+      <w:rPr>
+        <w:u w:val="none"/>
+      </w:rPr>
+    </w:lvl>
+    <w:lvl w:ilvl="4">
+      <w:start w:val="1"/>
+      <w:numFmt w:val="lowerLetter"/>
+      <w:lvlText w:val="%5."/>
+      <w:lvlJc w:val="left"/>
+      <w:pPr>
+        <w:ind w:left="3600" w:hanging="360"/>
+      </w:pPr>
+      <w:rPr>
+        <w:u w:val="none"/>
+      </w:rPr>
+    </w:lvl>
+    <w:lvl w:ilvl="5">
+      <w:start w:val="1"/>
+      <w:numFmt w:val="lowerRoman"/>
+      <w:lvlText w:val="%6."/>
+      <w:lvlJc w:val="right"/>
+      <w:pPr>
+        <w:ind w:left="4320" w:hanging="360"/>
+      </w:pPr>
+      <w:rPr>
+        <w:u w:val="none"/>
+      </w:rPr>
+    </w:lvl>
+    <w:lvl w:ilvl="6">
+      <w:start w:val="1"/>
+      <w:numFmt w:val="decimal"/>
+      <w:lvlText w:val="%7."/>
+      <w:lvlJc w:val="left"/>
+      <w:pPr>
+        <w:ind w:left="5040" w:hanging="360"/>
+      </w:pPr>
+      <w:rPr>
+        <w:u w:val="none"/>
+      </w:rPr>
+    </w:lvl>
+    <w:lvl w:ilvl="7">
+      <w:start w:val="1"/>
+      <w:numFmt w:val="lowerLetter"/>
+      <w:lvlText w:val="%8."/>
+      <w:lvlJc w:val="left"/>
+      <w:pPr>
+        <w:ind w:left="5760" w:hanging="360"/>
+      </w:pPr>
+      <w:rPr>
+        <w:u w:val="none"/>
+      </w:rPr>
+    </w:lvl>
+    <w:lvl w:ilvl="8">
+      <w:start w:val="1"/>
+      <w:numFmt w:val="lowerRoman"/>
+      <w:lvlText w:val="%9."/>
+      <w:lvlJc w:val="right"/>
+      <w:pPr>
+        <w:ind w:left="6480" w:hanging="360"/>
+      </w:pPr>
+      <w:rPr>
+        <w:u w:val="none"/>
+      </w:rPr>
+    </w:lvl>
+  </w:abstractNum>
+  <w:abstractNum w:abstractNumId="5">
+    <w:lvl w:ilvl="0">
+      <w:start w:val="1"/>
       <w:numFmt w:val="bullet"/>
       <w:lvlText w:val="●"/>
       <w:lvlJc w:val="left"/>
       <w:pPr>
-        <w:ind w:left="720" w:hanging="360"/>
+        <w:ind w:left="1440" w:hanging="360"/>
       </w:pPr>
       <w:rPr>
         <w:u w:val="none"/>
@@ -1201,7 +1018,7 @@
       <w:lvlText w:val="○"/>
       <w:lvlJc w:val="left"/>
       <w:pPr>
-        <w:ind w:left="1440" w:hanging="360"/>
+        <w:ind w:left="2160" w:hanging="360"/>
       </w:pPr>
       <w:rPr>
         <w:u w:val="none"/>
@@ -1213,7 +1030,7 @@
       <w:lvlText w:val="■"/>
       <w:lvlJc w:val="left"/>
       <w:pPr>
-        <w:ind w:left="2160" w:hanging="360"/>
+        <w:ind w:left="2880" w:hanging="360"/>
       </w:pPr>
       <w:rPr>
         <w:u w:val="none"/>
@@ -1225,7 +1042,7 @@
       <w:lvlText w:val="●"/>
       <w:lvlJc w:val="left"/>
       <w:pPr>
-        <w:ind w:left="2880" w:hanging="360"/>
+        <w:ind w:left="3600" w:hanging="360"/>
       </w:pPr>
       <w:rPr>
         <w:u w:val="none"/>
@@ -1237,7 +1054,7 @@
       <w:lvlText w:val="○"/>
       <w:lvlJc w:val="left"/>
       <w:pPr>
-        <w:ind w:left="3600" w:hanging="360"/>
+        <w:ind w:left="4320" w:hanging="360"/>
       </w:pPr>
       <w:rPr>
         <w:u w:val="none"/>
@@ -1249,7 +1066,7 @@
       <w:lvlText w:val="■"/>
       <w:lvlJc w:val="left"/>
       <w:pPr>
-        <w:ind w:left="4320" w:hanging="360"/>
+        <w:ind w:left="5040" w:hanging="360"/>
       </w:pPr>
       <w:rPr>
         <w:u w:val="none"/>
@@ -1261,7 +1078,7 @@
       <w:lvlText w:val="●"/>
       <w:lvlJc w:val="left"/>
       <w:pPr>
-        <w:ind w:left="5040" w:hanging="360"/>
+        <w:ind w:left="5760" w:hanging="360"/>
       </w:pPr>
       <w:rPr>
         <w:u w:val="none"/>
@@ -1273,7 +1090,7 @@
       <w:lvlText w:val="○"/>
       <w:lvlJc w:val="left"/>
       <w:pPr>
-        <w:ind w:left="5760" w:hanging="360"/>
+        <w:ind w:left="6480" w:hanging="360"/>
       </w:pPr>
       <w:rPr>
         <w:u w:val="none"/>
@@ -1285,7 +1102,7 @@
       <w:lvlText w:val="■"/>
       <w:lvlJc w:val="left"/>
       <w:pPr>
-        <w:ind w:left="6480" w:hanging="360"/>
+        <w:ind w:left="7200" w:hanging="360"/>
       </w:pPr>
       <w:rPr>
         <w:u w:val="none"/>
@@ -1303,6 +1120,9 @@
   </w:num>
   <w:num w:numId="4">
     <w:abstractNumId w:val="4"/>
+  </w:num>
+  <w:num w:numId="5">
+    <w:abstractNumId w:val="5"/>
   </w:num>
 </w:numbering>
 </file>
